--- a/paper/Research_Paper_RU.docx
+++ b/paper/Research_Paper_RU.docx
@@ -806,7 +806,7 @@
         <w:ind w:firstLine="567"/>
       </w:pPr>
       <w:r>
-        <w:t>Замена состоит из двух частей, обе размещены из репозитория проекта на GitHub Pages. Обзор когорт — одна страница, которая показывает кривые Каплана — Мейера по возрастным группам с доверительными полосами для каждой из четырёх когорт с индивидуальными данными, вместе с форест-графиком метаанализа, на английском и русском. Она никогда не рисует группу меньше чем из 10 пациентов. Платформа — браузерное приложение для студентов и исследователей, у которых есть собственная когорта. Пользователь загружает таблицу, сопоставляет её столбцы со стандартным списком полей, а приложение проверяет файл, предупреждает о столбцах, похожих на имена, даты или идентификаторы, переводит время выживаемости в месяцы и затем выполняет те же анализы, что и эта работа: кривые Каплана — Мейера, лог-ранговый критерий, вложенные модели Кокса, критерий Шёнфельда и готовый абзац для раздела «Методы». Затем оно помещает отношение рисков для возраста в когорте пользователя на форест-график рядом с четырьмя референсными когортами и объединяет их. Всё выполняется в браузере. Ни одна строка с данными пациента не передаётся. Пользователь по желанию может поделиться сводкой своей когорты, которая содержит только численности, медианы и коэффициенты моделей, с удалёнными численностями возрастных групп меньше 10; администратор проверяет её, прежде чем она попадёт в общий пул, после чего объединённая оценка обновляется для всех. В приложении также есть профили исследователей с тематическими метками и модерируемая ветка обсуждения для каждого набора данных.</w:t>
+        <w:t>Замена — веб-приложение plateau, названное по плоскому «хвосту» кривой выживаемости, где находятся долгожители; оно размещено из репозитория проекта на GitHub Pages на английском и русском. Раздел «Обзор» показывает кривые Каплана — Мейера по возрастным группам с доверительными полосами для каждой из четырёх когорт с индивидуальными данными, вместе с форест-графиком метаанализа. Он никогда не рисует группу меньше чем из 10 пациентов. Раздел «Анализ» предназначен для студентов и исследователей, у которых есть собственная когорта. Пользователь загружает таблицу, сопоставляет её столбцы со стандартным списком полей, а приложение проверяет файл, предупреждает о столбцах, похожих на имена, даты или идентификаторы, переводит время выживаемости в месяцы и затем выполняет те же анализы, что и эта работа: кривые Каплана — Мейера, лог-ранговый критерий, вложенные модели Кокса, критерий Шёнфельда и готовый абзац для раздела «Методы». Затем оно помещает отношение рисков для возраста в когорте пользователя на форест-график рядом с четырьмя референсными когортами и объединяет их. Всё выполняется в браузере. Ни одна строка с данными пациента не передаётся. Пользователь по желанию может поделиться сводкой своей когорты, которая содержит только численности, медианы и коэффициенты моделей, с удалёнными численностями возрастных групп меньше 10; модератор проверяет её, прежде чем она попадёт в общий пул, после чего объединённая оценка обновляется для всех. Вокруг инструментов работают два сообщества с общим входом, которые разделены правилами доступа базы данных: исследовательское пространство с досками обсуждения по наборам данных и методам и каталогом исследователей, и семейное пространство для пациентов, тех, кто за ними ухаживает, и родственников, посты которого могут читать только другие члены семей, со списком проверенных организаций поддержки. Каждый новый пост в любом из пространств читает модератор, прежде чем он появится, а в семейном пространстве медицинские советы не допускаются.</w:t>
       </w:r>
     </w:p>
     <w:p>
@@ -13943,7 +13943,7 @@
         <w:pStyle w:val="Heading2"/>
       </w:pPr>
       <w:r>
-        <w:t>3.13. Обзор когорт и платформа</w:t>
+        <w:t>3.13. Приложение plateau</w:t>
       </w:r>
     </w:p>
     <w:p>
@@ -13951,7 +13951,7 @@
         <w:ind w:firstLine="567"/>
       </w:pPr>
       <w:r>
-        <w:t>На рисунке 13 показан открытый обзор когорт. Читатель выбирает когорту и видит её кривые выживаемости по возрастным группам с доверительными полосами, таблицу с числом пациентов, смертей, медианой выживаемости и выживаемостью через 12 и 24 месяца для каждой группы, лог-ранговый p и отношение рисков для возраста в этой когорте; ниже расположен форест-график с рисунка 11. Мастер анализа платформы выдаёт для собственного файла пользователя те же результаты, что разделы 3.1–3.7 этой работы, а шаг сравнения воспроизводит рисунок 11 с добавленной когортой пользователя. На демонстрационном файле — когорте из 60 пациентов, смоделированной с известным отношением рисков 1.030, — платформа оценила 1.022 (95 % ДИ от 1.003 до 1.042), столько же даёт lifelines для того же файла. Оба инструмента на первом экране сообщают, что показывают, как жили группы в исследовательских когортах, и не предназначены для решений о ком-либо конкретном.</w:t>
+        <w:t>На рисунке 13 показан раздел «Обзор» приложения plateau. Читатель выбирает когорту и видит её кривые выживаемости по возрастным группам с доверительными полосами, таблицу с числом пациентов, смертей, медианой выживаемости и выживаемостью через 12 и 24 месяца для каждой группы, лог-ранговый p и отношение рисков для возраста в этой когорте; ниже расположен форест-график с рисунка 11. Мастер анализа платформы выдаёт для собственного файла пользователя те же результаты, что разделы 3.1–3.7 этой работы, а шаг сравнения воспроизводит рисунок 11 с добавленной когортой пользователя. На демонстрационном файле — когорте из 60 пациентов, смоделированной с известным отношением рисков 1.030, — платформа оценила 1.022 (95 % ДИ от 1.003 до 1.042), столько же даёт lifelines для того же файла. Оба инструмента на первом экране сообщают, что показывают, как жили группы в исследовательских когортах, и не предназначены для решений о ком-либо конкретном.</w:t>
       </w:r>
     </w:p>
     <w:p>
@@ -13962,7 +13962,7 @@
       <w:r>
         <w:drawing>
           <wp:inline xmlns:a="http://schemas.openxmlformats.org/drawingml/2006/main" xmlns:pic="http://schemas.openxmlformats.org/drawingml/2006/picture">
-            <wp:extent cx="5486400" cy="4286250"/>
+            <wp:extent cx="5486400" cy="3857625"/>
             <wp:docPr id="13" name="Picture 13"/>
             <wp:cNvGraphicFramePr>
               <a:graphicFrameLocks noChangeAspect="1"/>
@@ -13983,7 +13983,7 @@
                   <pic:spPr>
                     <a:xfrm>
                       <a:off x="0" y="0"/>
-                      <a:ext cx="5486400" cy="4286250"/>
+                      <a:ext cx="5486400" cy="3857625"/>
                     </a:xfrm>
                     <a:prstGeom prst="rect"/>
                   </pic:spPr>
@@ -14004,7 +14004,7 @@
           <w:i/>
           <w:sz w:val="22"/>
         </w:rPr>
-        <w:t>Рисунок 13. Обзор когорт: выбор и описание когорты слева, кривые Каплана — Мейера по возрастным группам с таблицей справа. Интерфейс доступен на английском и русском языках.</w:t>
+        <w:t>Рисунок 13. Главная страница plateau. На том же сайте находятся инструменты «Обзор», «Анализ» и «Пул» и два модерируемых сообщества, на английском и русском языках.</w:t>
       </w:r>
     </w:p>
     <w:p>
@@ -21765,7 +21765,7 @@
         <w:pStyle w:val="Heading2"/>
       </w:pPr>
       <w:r>
-        <w:t>Приложение Г. Обзор когорт и платформа</w:t>
+        <w:t>Приложение Г. Приложение plateau</w:t>
       </w:r>
     </w:p>
     <w:p>
@@ -21773,7 +21773,7 @@
         <w:ind w:firstLine="567"/>
       </w:pPr>
       <w:r>
-        <w:t>Обзор — это docs/index.html в репозитории, он доступен по адресу nnnnshsjsjsj.github.io/gbm-age-survival. Это один файл со встроенными групповыми кривыми всех четырёх когорт; он не делает сетевых запросов, кроме загрузки шрифтов, и не хранит о посетителе ничего, кроме выбранного языка и темы в браузере. Платформа лежит в platform/ и доступна на том же сайте по пути /platform. Это приложение на React; его статистический движок (platform/src/engine/) — набор обычных модулей JavaScript для оценки Каплана — Мейера, лог-рангового критерия, регрессии Кокса с обработкой связей по Эфрону, критерия Шёнфельда и метаанализа случайных эффектов, а тесты в platform/tests/ сравнивают их с lifelines на четырёх референсных когортах и на смоделированных данных. Необязательные общие функции используют базу данных Supabase, схема которой и правила безопасности на уровне строк лежат в platform/supabase/; схема не хранит ни одного поля, куда могла бы попасть строка пациента, отклоняет сводки с менее чем 10 пациентами или 10 смертями и записывает в журнал каждое административное действие. Сводка, которой пользователь решает поделиться, содержит численности, медианы, выживаемость в фиксированные моменты и коэффициенты моделей с их стандартными ошибками — и ничего больше.</w:t>
+        <w:t>plateau доступно по адресу nnnnshsjsjsj.github.io/gbm-age-survival из папки docs/ репозитория; исходный код лежит в platform/. Это приложение на React. Его статистический движок (platform/src/engine/) — набор обычных модулей JavaScript для оценки Каплана — Мейера, лог-рангового критерия, регрессии Кокса с обработкой связей по Эфрону, критерия Шёнфельда и метаанализа случайных эффектов, а тесты в platform/tests/ сравнивают их с lifelines на четырёх референсных когортах и на смоделированных данных. Учётные записи и оба сообщества используют базу данных Supabase в ЕС, схема и правила безопасности на уровне строк которой лежат в platform/supabase/migrations/0002_plateau.sql. Правила разрешают читать семейные посты только членам семей и модераторам, разрешают делиться сводкой когорты только исследовательским учётным записям, держат каждый новый пост на проверке, пока его не одобрит модератор, и записывают каждое действие модерации в журнал. База не хранит ни одного поля, куда могла бы попасть строка пациента, и отклоняет сводки с менее чем 10 пациентами или 10 смертями. Сводка, которой пользователь решает поделиться, содержит численности, медианы, выживаемость в фиксированные моменты и коэффициенты моделей с их стандартными ошибками — и ничего больше.</w:t>
       </w:r>
     </w:p>
     <w:p>

--- a/paper/Research_Paper_RU.docx
+++ b/paper/Research_Paper_RU.docx
@@ -806,7 +806,7 @@
         <w:ind w:firstLine="567"/>
       </w:pPr>
       <w:r>
-        <w:t>Замена — веб-приложение plateau, названное по плоскому «хвосту» кривой выживаемости, где находятся долгожители; оно размещено из репозитория проекта на GitHub Pages на английском и русском. Раздел «Обзор» показывает кривые Каплана — Мейера по возрастным группам с доверительными полосами для каждой из четырёх когорт с индивидуальными данными, вместе с форест-графиком метаанализа. Он никогда не рисует группу меньше чем из 10 пациентов. Раздел «Анализ» предназначен для студентов и исследователей, у которых есть собственная когорта. Пользователь загружает таблицу, сопоставляет её столбцы со стандартным списком полей, а приложение проверяет файл, предупреждает о столбцах, похожих на имена, даты или идентификаторы, переводит время выживаемости в месяцы и затем выполняет те же анализы, что и эта работа: кривые Каплана — Мейера, лог-ранговый критерий, вложенные модели Кокса, критерий Шёнфельда и готовый абзац для раздела «Методы». Затем оно помещает отношение рисков для возраста в когорте пользователя на форест-график рядом с четырьмя референсными когортами и объединяет их. Всё выполняется в браузере. Ни одна строка с данными пациента не передаётся. Пользователь по желанию может поделиться сводкой своей когорты, которая содержит только численности, медианы и коэффициенты моделей, с удалёнными численностями возрастных групп меньше 10; модератор проверяет её, прежде чем она попадёт в общий пул, после чего объединённая оценка обновляется для всех. Вокруг инструментов работают два сообщества с общим входом, которые разделены правилами доступа базы данных: исследовательское пространство с досками обсуждения по наборам данных и методам и каталогом исследователей, и семейное пространство для пациентов, тех, кто за ними ухаживает, и родственников, посты которого могут читать только другие члены семей, со списком проверенных организаций поддержки. Каждый новый пост в любом из пространств читает модератор, прежде чем он появится, а в семейном пространстве медицинские советы не допускаются.</w:t>
+        <w:t>Замена — веб-приложение cohortex (cohort + cortex: много когорт, одна опухоль мозга); оно размещено из репозитория проекта на GitHub Pages на английском и русском. Раздел «Обзор» показывает кривые Каплана — Мейера по возрастным группам с доверительными полосами для каждой из четырёх когорт с индивидуальными данными, вместе с форест-графиком метаанализа. Он никогда не рисует группу меньше чем из 10 пациентов. Раздел «Анализ» предназначен для студентов и исследователей, у которых есть собственная когорта. Пользователь загружает таблицу, сопоставляет её столбцы со стандартным списком полей, а приложение проверяет файл, предупреждает о столбцах, похожих на имена, даты или идентификаторы, переводит время выживаемости в месяцы и затем выполняет те же анализы, что и эта работа: кривые Каплана — Мейера, лог-ранговый критерий, вложенные модели Кокса, критерий Шёнфельда и готовый абзац для раздела «Методы». Затем оно помещает отношение рисков для возраста в когорте пользователя на форест-график рядом с четырьмя референсными когортами и объединяет их. Всё выполняется в браузере. Ни одна строка с данными пациента не передаётся. Пользователь по желанию может поделиться сводкой своей когорты, которая содержит только численности, медианы и коэффициенты моделей, с удалёнными численностями возрастных групп меньше 10; модератор проверяет её, прежде чем она попадёт в общий пул, после чего объединённая оценка обновляется для всех. Вокруг инструментов работают два сообщества с общим входом, которые разделены правилами доступа базы данных: исследовательское пространство с досками обсуждения по наборам данных и методам и каталогом исследователей, и семейное пространство для пациентов, тех, кто за ними ухаживает, и родственников, посты которого могут читать только другие члены семей, со списком проверенных организаций поддержки. Каждый новый пост в любом из пространств читает модератор, прежде чем он появится, а в семейном пространстве медицинские советы не допускаются.</w:t>
       </w:r>
     </w:p>
     <w:p>
@@ -13943,7 +13943,7 @@
         <w:pStyle w:val="Heading2"/>
       </w:pPr>
       <w:r>
-        <w:t>3.13. Приложение plateau</w:t>
+        <w:t>3.13. Приложение cohortex</w:t>
       </w:r>
     </w:p>
     <w:p>
@@ -13951,7 +13951,7 @@
         <w:ind w:firstLine="567"/>
       </w:pPr>
       <w:r>
-        <w:t>На рисунке 13 показан раздел «Обзор» приложения plateau. Читатель выбирает когорту и видит её кривые выживаемости по возрастным группам с доверительными полосами, таблицу с числом пациентов, смертей, медианой выживаемости и выживаемостью через 12 и 24 месяца для каждой группы, лог-ранговый p и отношение рисков для возраста в этой когорте; ниже расположен форест-график с рисунка 11. Мастер анализа платформы выдаёт для собственного файла пользователя те же результаты, что разделы 3.1–3.7 этой работы, а шаг сравнения воспроизводит рисунок 11 с добавленной когортой пользователя. На демонстрационном файле — когорте из 60 пациентов, смоделированной с известным отношением рисков 1.030, — платформа оценила 1.022 (95 % ДИ от 1.003 до 1.042), столько же даёт lifelines для того же файла. Оба инструмента на первом экране сообщают, что показывают, как жили группы в исследовательских когортах, и не предназначены для решений о ком-либо конкретном.</w:t>
+        <w:t>На рисунке 13 показан раздел «Обзор» приложения cohortex. Читатель выбирает когорту и видит её кривые выживаемости по возрастным группам с доверительными полосами, таблицу с числом пациентов, смертей, медианой выживаемости и выживаемостью через 12 и 24 месяца для каждой группы, лог-ранговый p и отношение рисков для возраста в этой когорте; ниже расположен форест-график с рисунка 11. Мастер анализа платформы выдаёт для собственного файла пользователя те же результаты, что разделы 3.1–3.7 этой работы, а шаг сравнения воспроизводит рисунок 11 с добавленной когортой пользователя. На демонстрационном файле — когорте из 60 пациентов, смоделированной с известным отношением рисков 1.030, — платформа оценила 1.022 (95 % ДИ от 1.003 до 1.042), столько же даёт lifelines для того же файла. Оба инструмента на первом экране сообщают, что показывают, как жили группы в исследовательских когортах, и не предназначены для решений о ком-либо конкретном.</w:t>
       </w:r>
     </w:p>
     <w:p>
@@ -14004,7 +14004,7 @@
           <w:i/>
           <w:sz w:val="22"/>
         </w:rPr>
-        <w:t>Рисунок 13. Главная страница plateau. На том же сайте находятся инструменты «Обзор», «Анализ» и «Пул» и два модерируемых сообщества, на английском и русском языках.</w:t>
+        <w:t>Рисунок 13. Главная страница cohortex. На том же сайте находятся инструменты «Обзор», «Анализ» и «Пул» и два модерируемых сообщества, на английском и русском языках.</w:t>
       </w:r>
     </w:p>
     <w:p>
@@ -21765,7 +21765,7 @@
         <w:pStyle w:val="Heading2"/>
       </w:pPr>
       <w:r>
-        <w:t>Приложение Г. Приложение plateau</w:t>
+        <w:t>Приложение Г. Приложение cohortex</w:t>
       </w:r>
     </w:p>
     <w:p>
@@ -21773,7 +21773,7 @@
         <w:ind w:firstLine="567"/>
       </w:pPr>
       <w:r>
-        <w:t>plateau доступно по адресу nnnnshsjsjsj.github.io/gbm-age-survival из папки docs/ репозитория; исходный код лежит в platform/. Это приложение на React. Его статистический движок (platform/src/engine/) — набор обычных модулей JavaScript для оценки Каплана — Мейера, лог-рангового критерия, регрессии Кокса с обработкой связей по Эфрону, критерия Шёнфельда и метаанализа случайных эффектов, а тесты в platform/tests/ сравнивают их с lifelines на четырёх референсных когортах и на смоделированных данных. Учётные записи и оба сообщества используют базу данных Supabase в ЕС, схема и правила безопасности на уровне строк которой лежат в platform/supabase/migrations/0002_plateau.sql. Правила разрешают читать семейные посты только членам семей и модераторам, разрешают делиться сводкой когорты только исследовательским учётным записям, держат каждый новый пост на проверке, пока его не одобрит модератор, и записывают каждое действие модерации в журнал. База не хранит ни одного поля, куда могла бы попасть строка пациента, и отклоняет сводки с менее чем 10 пациентами или 10 смертями. Сводка, которой пользователь решает поделиться, содержит численности, медианы, выживаемость в фиксированные моменты и коэффициенты моделей с их стандартными ошибками — и ничего больше.</w:t>
+        <w:t>cohortex доступно по адресу nnnnshsjsjsj.github.io/gbm-age-survival из папки docs/ репозитория; исходный код лежит в platform/. Это приложение на React. Его статистический движок (platform/src/engine/) — набор обычных модулей JavaScript для оценки Каплана — Мейера, лог-рангового критерия, регрессии Кокса с обработкой связей по Эфрону, критерия Шёнфельда и метаанализа случайных эффектов, а тесты в platform/tests/ сравнивают их с lifelines на четырёх референсных когортах и на смоделированных данных. Учётные записи и оба сообщества используют базу данных Supabase в ЕС, схема и правила безопасности на уровне строк которой лежат в platform/supabase/migrations/0002_plateau.sql. Правила разрешают читать семейные посты только членам семей и модераторам, разрешают делиться сводкой когорты только исследовательским учётным записям, держат каждый новый пост на проверке, пока его не одобрит модератор, и записывают каждое действие модерации в журнал. База не хранит ни одного поля, куда могла бы попасть строка пациента, и отклоняет сводки с менее чем 10 пациентами или 10 смертями. Сводка, которой пользователь решает поделиться, содержит численности, медианы, выживаемость в фиксированные моменты и коэффициенты моделей с их стандартными ошибками — и ничего больше.</w:t>
       </w:r>
     </w:p>
     <w:p>

--- a/paper/Research_Paper_RU.docx
+++ b/paper/Research_Paper_RU.docx
@@ -806,7 +806,7 @@
         <w:ind w:firstLine="567"/>
       </w:pPr>
       <w:r>
-        <w:t>Замена — веб-приложение cohortex (cohort + cortex: много когорт, одна опухоль мозга); оно размещено из репозитория проекта на GitHub Pages на английском и русском. Раздел «Обзор» показывает кривые Каплана — Мейера по возрастным группам с доверительными полосами для каждой из четырёх когорт с индивидуальными данными, вместе с форест-графиком метаанализа. Он никогда не рисует группу меньше чем из 10 пациентов. Раздел «Анализ» предназначен для студентов и исследователей, у которых есть собственная когорта. Пользователь загружает таблицу, сопоставляет её столбцы со стандартным списком полей, а приложение проверяет файл, предупреждает о столбцах, похожих на имена, даты или идентификаторы, переводит время выживаемости в месяцы и затем выполняет те же анализы, что и эта работа: кривые Каплана — Мейера, лог-ранговый критерий, вложенные модели Кокса, критерий Шёнфельда и готовый абзац для раздела «Методы». Затем оно помещает отношение рисков для возраста в когорте пользователя на форест-график рядом с четырьмя референсными когортами и объединяет их. Всё выполняется в браузере. Ни одна строка с данными пациента не передаётся. Пользователь по желанию может поделиться сводкой своей когорты, которая содержит только численности, медианы и коэффициенты моделей, с удалёнными численностями возрастных групп меньше 10; модератор проверяет её, прежде чем она попадёт в общий пул, после чего объединённая оценка обновляется для всех. Вокруг инструментов работают два сообщества с общим входом, которые разделены правилами доступа базы данных: исследовательское пространство с досками обсуждения по наборам данных и методам и каталогом исследователей, и семейное пространство для пациентов, тех, кто за ними ухаживает, и родственников, посты которого могут читать только другие члены семей, со списком проверенных организаций поддержки. Каждый новый пост в любом из пространств читает модератор, прежде чем он появится, а в семейном пространстве медицинские советы не допускаются.</w:t>
+        <w:t>Замена — веб-приложение cohortex (cohort + cortex: много когорт, одна опухоль мозга); оно размещено из репозитория проекта на GitHub Pages на английском и русском. Раздел «Обзор» показывает кривые Каплана — Мейера по возрастным группам с доверительными полосами для каждой из четырёх когорт с индивидуальными данными, вместе с форест-графиком метаанализа. Он никогда не рисует группу меньше чем из 10 пациентов. Раздел «Анализ» предназначен для студентов и исследователей, у которых есть собственная когорта. Пользователь загружает таблицу, сопоставляет её столбцы со стандартным списком полей, а приложение проверяет файл, предупреждает о столбцах, похожих на имена, даты или идентификаторы, переводит время выживаемости в месяцы и затем выполняет те же анализы, что и эта работа: кривые Каплана — Мейера, лог-ранговый критерий, вложенные модели Кокса, критерий Шёнфельда и готовый абзац для раздела «Методы». Затем оно помещает отношение рисков для возраста в когорте пользователя на форест-график рядом с четырьмя референсными когортами и объединяет их. Всё выполняется в браузере. Ни одна строка с данными пациента не передаётся. Пользователь по желанию может поделиться сводкой своей когорты, которая содержит только численности, медианы и коэффициенты моделей, с удалёнными численностями возрастных групп меньше 10; модератор проверяет её, прежде чем она попадёт в общий пул, после чего объединённая оценка обновляется для всех. Вокруг инструментов работают два сообщества с общим входом, которые разделены правилами доступа базы данных: исследовательское пространство с досками обсуждения по наборам данных и методам и каталогом исследователей, и семейное пространство для пациентов, тех, кто за ними ухаживает, и родственников, посты которого могут читать только другие члены семей, со списком проверенных организаций поддержки. Каждый новый пост в любом из пространств читает модератор, прежде чем он появится, а в семейном пространстве медицинские советы не допускаются. Главная страница рассказывает исследование как историю, которая разворачивается при прокрутке вокруг интерактивной 3D-модели мозга с глиобластомой, а страница «Лаборатория мозга» позволяет вращать модель, разрезать её и включать и выключать слои: некротическое ядро, контрастирующийся ободок, отёк и инфильтрирующие клетки, окрашенные по четырём состояниям Нефтеля. Модель строится математически прямо в браузере; это иллюстрация, а не снимок пациента.</w:t>
       </w:r>
     </w:p>
     <w:p>

--- a/paper/Research_Paper_RU.docx
+++ b/paper/Research_Paper_RU.docx
@@ -806,7 +806,7 @@
         <w:ind w:firstLine="567"/>
       </w:pPr>
       <w:r>
-        <w:t>Замена — веб-приложение cohortex (cohort + cortex: много когорт, одна опухоль мозга); оно размещено из репозитория проекта на GitHub Pages на английском и русском. Раздел «Обзор» показывает кривые Каплана — Мейера по возрастным группам с доверительными полосами для каждой из четырёх когорт с индивидуальными данными, вместе с форест-графиком метаанализа. Он никогда не рисует группу меньше чем из 10 пациентов. Раздел «Анализ» предназначен для студентов и исследователей, у которых есть собственная когорта. Пользователь загружает таблицу, сопоставляет её столбцы со стандартным списком полей, а приложение проверяет файл, предупреждает о столбцах, похожих на имена, даты или идентификаторы, переводит время выживаемости в месяцы и затем выполняет те же анализы, что и эта работа: кривые Каплана — Мейера, лог-ранговый критерий, вложенные модели Кокса, критерий Шёнфельда и готовый абзац для раздела «Методы». Затем оно помещает отношение рисков для возраста в когорте пользователя на форест-график рядом с четырьмя референсными когортами и объединяет их. Всё выполняется в браузере. Ни одна строка с данными пациента не передаётся. Пользователь по желанию может поделиться сводкой своей когорты, которая содержит только численности, медианы и коэффициенты моделей, с удалёнными численностями возрастных групп меньше 10; модератор проверяет её, прежде чем она попадёт в общий пул, после чего объединённая оценка обновляется для всех. Вокруг инструментов работают два сообщества с общим входом, которые разделены правилами доступа базы данных: исследовательское пространство с досками обсуждения по наборам данных и методам и каталогом исследователей, и семейное пространство для пациентов, тех, кто за ними ухаживает, и родственников, посты которого могут читать только другие члены семей, со списком проверенных организаций поддержки. Каждый новый пост в любом из пространств читает модератор, прежде чем он появится, а в семейном пространстве медицинские советы не допускаются. Главная страница рассказывает исследование как историю, которая разворачивается при прокрутке вокруг интерактивной 3D-модели мозга с глиобластомой, а страница «Лаборатория мозга» позволяет вращать модель, разрезать её и включать и выключать слои: некротическое ядро, контрастирующийся ободок, отёк и инфильтрирующие клетки, окрашенные по четырём состояниям Нефтеля. Модель строится математически прямо в браузере; это иллюстрация, а не снимок пациента.</w:t>
+        <w:t>Замена — веб-приложение cohortex (cohort + cortex: много когорт, одна опухоль мозга); оно размещено из репозитория проекта на GitHub Pages на английском и русском. Раздел «Обзор» показывает кривые Каплана — Мейера по возрастным группам с доверительными полосами для каждой из четырёх когорт с индивидуальными данными, вместе с форест-графиком метаанализа. Он никогда не рисует группу меньше чем из 10 пациентов. Раздел «Анализ» предназначен для студентов и исследователей, у которых есть собственная когорта. Пользователь загружает таблицу, сопоставляет её столбцы со стандартным списком полей, а приложение проверяет файл, предупреждает о столбцах, похожих на имена, даты или идентификаторы, переводит время выживаемости в месяцы и затем выполняет те же анализы, что и эта работа: кривые Каплана — Мейера, лог-ранговый критерий, вложенные модели Кокса, критерий Шёнфельда и готовый абзац для раздела «Методы». Затем оно помещает отношение рисков для возраста в когорте пользователя на форест-график рядом с четырьмя референсными когортами и объединяет их. Всё выполняется в браузере. Ни одна строка с данными пациента не передаётся. Пользователь по желанию может скачать сводку своей когорты, которая содержит только численности, медианы и коэффициенты моделей, с удалёнными численностями возрастных групп меньше 10, и предложить её для объединённого анализа через репозиторий. У сайта нет учётных записей и собственного сервера. Рядом с инструментами — два путеводителя. Раздел для исследователей рассчитан на студентов и тех, кто только начинает заниматься глиобластомой: пять упорядоченных маршрутов чтения, библиотека из 100 статей, сверенных с записями DOI и PubMed, с понятным резюме каждой на русском и английском, 109 наборов данных, программ, клинических рекомендаций, регистров исследований и курсов, а также небольшие 3D-модели (четыре состояния клеток по Нефтелю с их энтропией и срез МРТ, движущийся через модель головы). Путеводитель для пациентов и семей собирает горячие линии, психологическую и психоонкологическую помощь, организации пациентов и паллиативную помощь в 64 странах, международные каталоги, частые вопросы и литературу; каждую ссылку открыли и проверили вручную. Он не даёт медицинских советов и ничего не говорит о прогнозе конкретного человека. Главная страница рассказывает исследование как историю, которая разворачивается при прокрутке вокруг интерактивной 3D-модели мозга с глиобластомой, а страница «Лаборатория мозга» позволяет вращать модель, разрезать её и включать и выключать слои: некротическое ядро, контрастирующийся ободок, отёк и инфильтрирующие клетки, окрашенные по четырём состояниям Нефтеля. Модель строится математически прямо в браузере; это иллюстрация, а не снимок пациента.</w:t>
       </w:r>
     </w:p>
     <w:p>
@@ -14004,7 +14004,7 @@
           <w:i/>
           <w:sz w:val="22"/>
         </w:rPr>
-        <w:t>Рисунок 13. Главная страница cohortex. На том же сайте находятся инструменты «Обзор», «Анализ» и «Пул» и два модерируемых сообщества, на английском и русском языках.</w:t>
+        <w:t>Рисунок 13. Главная страница cohortex. На том же сайте находятся инструменты «Обзор», «Анализ» и «Пул», раздел для начинающих исследователей и путеводитель поддержки для пациентов и семей, на английском и русском языках.</w:t>
       </w:r>
     </w:p>
     <w:p>
@@ -14363,7 +14363,7 @@
         <w:ind w:firstLine="567"/>
       </w:pPr>
       <w:r>
-        <w:t>Вопрос о гетерогенности заслуживает второй попытки с лучшими инструментами. Методы деконволюции, которые оценивают доли клеточных состояний по объёмной экспрессии с опорой на одноклеточные референсы, заменили бы наши доли softmax настоящими оценками, а опухоли CGGA, для которых есть и РНК-секвенирование, и полноэкзомные данные, позволили бы повторить MATH. У анализа возраста есть три естественных продолжения. Коэффициент для возраста, который меняется во времени непрерывно, заменил бы фиксированный разрез на 12 месяцах. Модель с левым усечением дала бы для MSK-IMPACT несмещённую оценку. И метаанализ должен расти: платформа устроена так, что каждая когорта, которой пользователь решит поделиться, добавляет строку к рисунку 11, и первые внешние когорты покажут, выдерживает ли интервал предсказания проверку. Самой платформе нужно исследование удобства с пятью-восемью студентами: каждому дать демонстрационный файл и попросить дойти до шага сравнения, измеряя время и ошибки и собирая оценку по шкале System Usability Scale; это исследование запланировано как следующий шаг проекта. Пространство для пациентов и их семей, отделённое от исследовательской платформы и модерируемое врачом, запланировано после того, как исследовательская часть станет стабильной.</w:t>
+        <w:t>Вопрос о гетерогенности заслуживает второй попытки с лучшими инструментами. Методы деконволюции, которые оценивают доли клеточных состояний по объёмной экспрессии с опорой на одноклеточные референсы, заменили бы наши доли softmax настоящими оценками, а опухоли CGGA, для которых есть и РНК-секвенирование, и полноэкзомные данные, позволили бы повторить MATH. У анализа возраста есть три естественных продолжения. Коэффициент для возраста, который меняется во времени непрерывно, заменил бы фиксированный разрез на 12 месяцах. Модель с левым усечением дала бы для MSK-IMPACT несмещённую оценку. И метаанализ должен расти: платформа устроена так, что каждая когорта, которой пользователь решит поделиться, добавляет строку к рисунку 11, и первые внешние когорты покажут, выдерживает ли интервал предсказания проверку. Самой платформе нужно исследование удобства с пятью-восемью студентами: каждому дать демонстрационный файл и попросить дойти до шага сравнения, измеряя время и ошибки и собирая оценку по шкале System Usability Scale; это исследование запланировано как следующий шаг проекта. Каталогу служб поддержки нужен регулярный цикл проверки, потому что номера и часы работы горячих линий меняются, а прежде чем рекомендовать его пациентам, его должны прочитать врач и психоонколог.</w:t>
       </w:r>
     </w:p>
     <w:p>
@@ -21773,7 +21773,7 @@
         <w:ind w:firstLine="567"/>
       </w:pPr>
       <w:r>
-        <w:t>cohortex доступно по адресу nnnnshsjsjsj.github.io/gbm-age-survival из папки docs/ репозитория; исходный код лежит в platform/. Это приложение на React. Его статистический движок (platform/src/engine/) — набор обычных модулей JavaScript для оценки Каплана — Мейера, лог-рангового критерия, регрессии Кокса с обработкой связей по Эфрону, критерия Шёнфельда и метаанализа случайных эффектов, а тесты в platform/tests/ сравнивают их с lifelines на четырёх референсных когортах и на смоделированных данных. Учётные записи и оба сообщества используют базу данных Supabase в ЕС, схема и правила безопасности на уровне строк которой лежат в platform/supabase/migrations/0002_plateau.sql. Правила разрешают читать семейные посты только членам семей и модераторам, разрешают делиться сводкой когорты только исследовательским учётным записям, держат каждый новый пост на проверке, пока его не одобрит модератор, и записывают каждое действие модерации в журнал. База не хранит ни одного поля, куда могла бы попасть строка пациента, и отклоняет сводки с менее чем 10 пациентами или 10 смертями. Сводка, которой пользователь решает поделиться, содержит численности, медианы, выживаемость в фиксированные моменты и коэффициенты моделей с их стандартными ошибками — и ничего больше.</w:t>
+        <w:t>cohortex доступно по адресу nnnnshsjsjsj.github.io/gbm-age-survival из папки docs/ репозитория; исходный код лежит в platform/. Это приложение на React. Его статистический движок (platform/src/engine/) — набор обычных модулей JavaScript для оценки Каплана — Мейера, лог-рангового критерия, регрессии Кокса с обработкой связей по Эфрону, критерия Шёнфельда и метаанализа случайных эффектов, а тесты в platform/tests/ сравнивают их с lifelines на четырёх референсных когортах и на смоделированных данных. Сайт статический: у него нет учётных записей и базы данных, а референсные когорты, каталог для исследователей (public/hub/research.json) и каталог служб поддержки (public/hub/patients.json) — обычные файлы рядом с ним. Сводка когорты записывается только на компьютер пользователя, когда он нажимает «Скачать»; она содержит численности, медианы, выживаемость в фиксированные моменты и коэффициенты моделей с их стандартными ошибками — и ничего больше. В предыдущей версии (v5) работали модерируемые форумы на базе данных Supabase; в v6 они закрыты и заменены двумя путеводителями.</w:t>
       </w:r>
     </w:p>
     <w:p>
